--- a/src/Parchment.Tests/Scenarios/excelsior-table/output.verified.docx
+++ b/src/Parchment.Tests/Scenarios/excelsior-table/output.verified.docx
@@ -28,6 +28,9 @@
         <w:gridCol/>
       </w:tblGrid>
       <w:tr>
+        <w:trPr>
+          <w:tblHeader/>
+        </w:trPr>
         <w:tc>
           <w:p>
             <w:pPr>
